--- a/netlify/functions/_lib/assets/shiftbase/nieuw-slamaker.docx
+++ b/netlify/functions/_lib/assets/shiftbase/nieuw-slamaker.docx
@@ -120,11 +120,156 @@
         <w:t xml:space="preserve">De ondergetekenden:</w:t>
       </w:r>
     </w:p>
-    <w:p>
-      <w:pPr>
-        <w:tabs>
-          <w:tab w:val="center" w:leader="none" w:pos="4680"/>
-        </w:tabs>
+    <w:tbl>
+      <w:tblPr>
+        <w:tblW w:w="9000" w:type="dxa"/>
+        <w:tblBorders>
+          <w:top w:val="nil"/>
+          <w:left w:val="nil"/>
+          <w:bottom w:val="nil"/>
+          <w:right w:val="nil"/>
+          <w:insideH w:val="nil"/>
+          <w:insideV w:val="nil"/>
+        </w:tblBorders>
+        <w:tblLayout w:type="fixed"/>
+        <w:tblCellMar>
+          <w:left w:w="0" w:type="dxa"/>
+          <w:right w:w="113" w:type="dxa"/>
+        </w:tblCellMar>
+        <w:tblLook w:val="0000"/>
+      </w:tblPr>
+      <w:tblGrid>
+        <w:gridCol w:w="2800"/>
+        <w:gridCol w:w="6200"/>
+      </w:tblGrid>
+      <w:tr>
+        <w:tc>
+          <w:tcPr>
+            <w:tcW w:w="2800" w:type="dxa"/>
+          </w:tcPr>
+          <w:p>
+            <w:pPr>
+              <w:spacing w:before="0" w:after="40"/>
+            </w:pPr>
+            <w:r>
+              <w:rPr>
+                <w:b/>
+                <w:bCs/>
+                <w:sz w:val="20"/>
+                <w:szCs w:val="20"/>
+                <w:rtl w:val="0"/>
+              </w:rPr>
+              <w:t xml:space="preserve">Bedrijfsnaam:</w:t>
+            </w:r>
+          </w:p>
+        </w:tc>
+        <w:tc>
+          <w:tcPr>
+            <w:tcW w:w="6200" w:type="dxa"/>
+          </w:tcPr>
+          <w:p>
+            <w:pPr>
+              <w:spacing w:before="0" w:after="40"/>
+            </w:pPr>
+            <w:r>
+              <w:rPr>
+                <w:sz w:val="20"/>
+                <w:szCs w:val="20"/>
+                <w:rtl w:val="0"/>
+              </w:rPr>
+              <w:t xml:space="preserve">[[BV]]</w:t>
+            </w:r>
+          </w:p>
+        </w:tc>
+      </w:tr>
+      <w:tr>
+        <w:tc>
+          <w:tcPr>
+            <w:tcW w:w="2800" w:type="dxa"/>
+          </w:tcPr>
+          <w:p>
+            <w:pPr>
+              <w:spacing w:before="0" w:after="40"/>
+            </w:pPr>
+            <w:r>
+              <w:rPr>
+                <w:b/>
+                <w:bCs/>
+                <w:sz w:val="20"/>
+                <w:szCs w:val="20"/>
+                <w:rtl w:val="0"/>
+              </w:rPr>
+              <w:t xml:space="preserve">Adres:</w:t>
+            </w:r>
+          </w:p>
+        </w:tc>
+        <w:tc>
+          <w:tcPr>
+            <w:tcW w:w="6200" w:type="dxa"/>
+          </w:tcPr>
+          <w:p>
+            <w:pPr>
+              <w:spacing w:before="0" w:after="40"/>
+            </w:pPr>
+            <w:r>
+              <w:rPr>
+                <w:sz w:val="20"/>
+                <w:szCs w:val="20"/>
+                <w:rtl w:val="0"/>
+              </w:rPr>
+              <w:t xml:space="preserve">[[ADRES]]</w:t>
+            </w:r>
+          </w:p>
+        </w:tc>
+      </w:tr>
+      <w:tr>
+        <w:tc>
+          <w:tcPr>
+            <w:tcW w:w="2800" w:type="dxa"/>
+          </w:tcPr>
+          <w:p>
+            <w:pPr>
+              <w:spacing w:before="0" w:after="40"/>
+            </w:pPr>
+            <w:r>
+              <w:rPr>
+                <w:b/>
+                <w:bCs/>
+                <w:sz w:val="20"/>
+                <w:szCs w:val="20"/>
+                <w:rtl w:val="0"/>
+              </w:rPr>
+              <w:t xml:space="preserve">Postcode en plaats:</w:t>
+            </w:r>
+          </w:p>
+        </w:tc>
+        <w:tc>
+          <w:tcPr>
+            <w:tcW w:w="6200" w:type="dxa"/>
+          </w:tcPr>
+          <w:p>
+            <w:pPr>
+              <w:spacing w:before="0" w:after="40"/>
+            </w:pPr>
+            <w:r>
+              <w:rPr>
+                <w:sz w:val="20"/>
+                <w:szCs w:val="20"/>
+                <w:rtl w:val="0"/>
+              </w:rPr>
+              <w:t xml:space="preserve">[[POSTCODE_PLAATS]]</w:t>
+            </w:r>
+          </w:p>
+        </w:tc>
+      </w:tr>
+    </w:tbl>
+    <w:p>
+      <w:pPr>
+        <w:spacing w:before="0" w:after="0"/>
+      </w:pPr>
+    </w:p>
+    <w:p>
+      <w:pPr>
         <w:spacing w:after="160" w:line="278.00000000000006" w:lineRule="auto"/>
         <w:rPr>
           <w:sz w:val="20"/>
@@ -133,117 +278,46 @@
       </w:pPr>
       <w:r>
         <w:rPr>
-          <w:b w:val="1"/>
-          <w:bCs w:val="1"/>
-          <w:sz w:val="20"/>
-          <w:szCs w:val="20"/>
-          <w:rtl w:val="0"/>
-        </w:rPr>
-        <w:t xml:space="preserve">Bedrijfsnaam:</w:t>
-        <w:tab/>
-        <w:tab/>
-      </w:r>
-      <w:r>
-        <w:rPr>
-          <w:sz w:val="20"/>
-          <w:szCs w:val="20"/>
-          <w:rtl w:val="0"/>
-        </w:rPr>
-        <w:t xml:space="preserve">[[BV]]</w:t>
-        <w:br w:type="textWrapping"/>
-      </w:r>
-      <w:r>
-        <w:rPr>
-          <w:b w:val="1"/>
-          <w:bCs w:val="1"/>
-          <w:sz w:val="20"/>
-          <w:szCs w:val="20"/>
-          <w:rtl w:val="0"/>
-        </w:rPr>
-        <w:t xml:space="preserve">Adres:</w:t>
-        <w:tab/>
-        <w:tab/>
-      </w:r>
-      <w:r>
-        <w:rPr>
-          <w:sz w:val="20"/>
-          <w:szCs w:val="20"/>
-          <w:rtl w:val="0"/>
-        </w:rPr>
-        <w:t xml:space="preserve">[[ADRES]]</w:t>
-        <w:br w:type="textWrapping"/>
-      </w:r>
-      <w:r>
-        <w:rPr>
-          <w:b w:val="1"/>
-          <w:bCs w:val="1"/>
-          <w:sz w:val="20"/>
-          <w:szCs w:val="20"/>
-          <w:rtl w:val="0"/>
-        </w:rPr>
-        <w:t xml:space="preserve">Postcode en plaats:</w:t>
-        <w:tab/>
-        <w:tab/>
-      </w:r>
-      <w:r>
-        <w:rPr>
-          <w:sz w:val="20"/>
-          <w:szCs w:val="20"/>
-          <w:rtl w:val="0"/>
-        </w:rPr>
-        <w:t xml:space="preserve">[[POSTCODE_PLAATS]]</w:t>
+          <w:sz w:val="20"/>
+          <w:szCs w:val="20"/>
+          <w:rtl w:val="0"/>
+        </w:rPr>
+        <w:t xml:space="preserve">hierbij vertegenwoordigd door [[VERTEGENWOORDIGER]],</w:t>
       </w:r>
     </w:p>
     <w:p>
       <w:pPr>
         <w:spacing w:after="160" w:line="278.00000000000006" w:lineRule="auto"/>
         <w:rPr>
-          <w:sz w:val="20"/>
-          <w:szCs w:val="20"/>
-        </w:rPr>
-      </w:pPr>
-      <w:r>
-        <w:rPr>
-          <w:sz w:val="20"/>
-          <w:szCs w:val="20"/>
-          <w:rtl w:val="0"/>
-        </w:rPr>
-        <w:t xml:space="preserve">hierbij vertegenwoordigd door [[VERTEGENWOORDIGER]],</w:t>
+          <w:b w:val="1"/>
+          <w:bCs w:val="1"/>
+          <w:sz w:val="20"/>
+          <w:szCs w:val="20"/>
+        </w:rPr>
+      </w:pPr>
+      <w:r>
+        <w:rPr>
+          <w:sz w:val="20"/>
+          <w:szCs w:val="20"/>
+          <w:rtl w:val="0"/>
+        </w:rPr>
+        <w:t xml:space="preserve">hierna te noemen: </w:t>
+      </w:r>
+      <w:r>
+        <w:rPr>
+          <w:b w:val="1"/>
+          <w:bCs w:val="1"/>
+          <w:sz w:val="20"/>
+          <w:szCs w:val="20"/>
+          <w:rtl w:val="0"/>
+        </w:rPr>
+        <w:t xml:space="preserve">“werkgever”</w:t>
       </w:r>
     </w:p>
     <w:p>
       <w:pPr>
         <w:spacing w:after="160" w:line="278.00000000000006" w:lineRule="auto"/>
         <w:rPr>
-          <w:b w:val="1"/>
-          <w:bCs w:val="1"/>
-          <w:sz w:val="20"/>
-          <w:szCs w:val="20"/>
-        </w:rPr>
-      </w:pPr>
-      <w:r>
-        <w:rPr>
-          <w:sz w:val="20"/>
-          <w:szCs w:val="20"/>
-          <w:rtl w:val="0"/>
-        </w:rPr>
-        <w:t xml:space="preserve">hierna te noemen: </w:t>
-      </w:r>
-      <w:r>
-        <w:rPr>
-          <w:b w:val="1"/>
-          <w:bCs w:val="1"/>
-          <w:sz w:val="20"/>
-          <w:szCs w:val="20"/>
-          <w:rtl w:val="0"/>
-        </w:rPr>
-        <w:t xml:space="preserve">“werkgever”</w:t>
-      </w:r>
-    </w:p>
-    <w:p>
-      <w:pPr>
-        <w:spacing w:after="160" w:line="278.00000000000006" w:lineRule="auto"/>
-        <w:rPr>
           <w:sz w:val="20"/>
           <w:szCs w:val="20"/>
         </w:rPr>
@@ -257,339 +331,313 @@
         <w:t xml:space="preserve">en</w:t>
       </w:r>
     </w:p>
-    <w:p>
-      <w:pPr>
-        <w:tabs>
-          <w:tab w:val="center" w:leader="none" w:pos="4680"/>
-          <w:tab w:val="center" w:leader="none" w:pos="4680"/>
-        </w:tabs>
-        <w:spacing w:after="0" w:line="278.00000000000006" w:lineRule="auto"/>
-        <w:rPr>
-          <w:sz w:val="20"/>
-          <w:szCs w:val="20"/>
-        </w:rPr>
-      </w:pPr>
-      <w:r>
-        <w:rPr>
-          <w:b w:val="1"/>
-          <w:bCs w:val="1"/>
-          <w:sz w:val="20"/>
-          <w:szCs w:val="20"/>
-          <w:rtl w:val="0"/>
-        </w:rPr>
-        <w:t xml:space="preserve">Naam:</w:t>
-      </w:r>
-      <w:r>
-        <w:rPr>
-          <w:sz w:val="20"/>
-          <w:szCs w:val="20"/>
-          <w:rtl w:val="0"/>
-        </w:rPr>
-        <w:t xml:space="preserve"> </w:t>
-      </w:r>
-      <w:r>
-        <w:rPr>
-          <w:sz w:val="20"/>
-          <w:szCs w:val="20"/>
-          <w:rtl w:val="0"/>
-        </w:rPr>
-        <w:tab/>
-      </w:r>
-      <w:r>
-        <w:rPr>
-          <w:sz w:val="20"/>
-          <w:szCs w:val="20"/>
-          <w:rtl w:val="0"/>
-        </w:rPr>
-        <w:tab/>
-      </w:r>
-      <w:r>
-        <w:rPr>
-          <w:highlight w:val="yellow"/>
-        </w:rPr>
-        <w:t xml:space="preserve">{first_name}</w:t>
-      </w:r>
-      <w:r>
-        <w:rPr>
-          <w:sz w:val="20"/>
-          <w:szCs w:val="20"/>
-          <w:rtl w:val="0"/>
-        </w:rPr>
-        <w:t xml:space="preserve"> </w:t>
-      </w:r>
-      <w:r>
-        <w:rPr>
-          <w:highlight w:val="yellow"/>
-        </w:rPr>
-        <w:t xml:space="preserve">{prefix_name}</w:t>
-      </w:r>
-      <w:r>
-        <w:rPr>
-          <w:sz w:val="20"/>
-          <w:szCs w:val="20"/>
-          <w:rtl w:val="0"/>
-        </w:rPr>
-        <w:t xml:space="preserve"> </w:t>
-      </w:r>
-      <w:r>
-        <w:rPr>
-          <w:highlight w:val="yellow"/>
-        </w:rPr>
-        <w:t xml:space="preserve">{last_name}</w:t>
-      </w:r>
-      <w:r>
-        <w:rPr>
-          <w:sz w:val="20"/>
-          <w:szCs w:val="20"/>
-          <w:rtl w:val="0"/>
-        </w:rPr>
-        <w:br w:type="textWrapping"/>
-      </w:r>
-    </w:p>
-    <w:p>
-      <w:pPr>
-        <w:tabs>
-          <w:tab w:val="center" w:leader="none" w:pos="4680"/>
-          <w:tab w:val="center" w:leader="none" w:pos="4680"/>
-        </w:tabs>
-        <w:spacing w:after="0" w:line="278.00000000000006" w:lineRule="auto"/>
-        <w:rPr>
-          <w:sz w:val="20"/>
-          <w:szCs w:val="20"/>
-        </w:rPr>
-      </w:pPr>
-      <w:r>
-        <w:rPr>
-          <w:b w:val="1"/>
-          <w:bCs w:val="1"/>
-          <w:sz w:val="20"/>
-          <w:szCs w:val="20"/>
-          <w:rtl w:val="0"/>
-        </w:rPr>
-        <w:t xml:space="preserve">Adres:</w:t>
-        <w:tab/>
-        <w:tab/>
-      </w:r>
-      <w:r>
-        <w:rPr>
-          <w:highlight w:val="yellow"/>
-        </w:rPr>
-        <w:t xml:space="preserve">{address}</w:t>
-      </w:r>
-      <w:r>
-        <w:rPr>
-          <w:sz w:val="20"/>
-          <w:szCs w:val="20"/>
-          <w:rtl w:val="0"/>
-        </w:rPr>
-        <w:br w:type="textWrapping"/>
-      </w:r>
-      <w:r>
-        <w:rPr>
-          <w:b w:val="1"/>
-          <w:bCs w:val="1"/>
-          <w:sz w:val="20"/>
-          <w:szCs w:val="20"/>
-          <w:rtl w:val="0"/>
-        </w:rPr>
-        <w:t xml:space="preserve">Postcode en woonplaats:</w:t>
-      </w:r>
-      <w:r>
-        <w:rPr>
-          <w:sz w:val="20"/>
-          <w:szCs w:val="20"/>
-          <w:rtl w:val="0"/>
-        </w:rPr>
-        <w:t xml:space="preserve"> </w:t>
-      </w:r>
-      <w:r>
-        <w:rPr>
-          <w:sz w:val="20"/>
-          <w:szCs w:val="20"/>
-          <w:rtl w:val="0"/>
-        </w:rPr>
-        <w:tab/>
-      </w:r>
-      <w:r>
-        <w:rPr>
-          <w:sz w:val="20"/>
-          <w:szCs w:val="20"/>
-          <w:rtl w:val="0"/>
-        </w:rPr>
-        <w:tab/>
-      </w:r>
-      <w:r>
-        <w:rPr>
-          <w:highlight w:val="yellow"/>
-        </w:rPr>
-        <w:t xml:space="preserve">{postal_code}</w:t>
-      </w:r>
-      <w:r>
-        <w:rPr>
-          <w:sz w:val="20"/>
-          <w:szCs w:val="20"/>
-          <w:rtl w:val="0"/>
-        </w:rPr>
-        <w:t xml:space="preserve"> </w:t>
-      </w:r>
-      <w:r>
-        <w:rPr>
-          <w:highlight w:val="yellow"/>
-        </w:rPr>
-        <w:t xml:space="preserve">{city}</w:t>
-      </w:r>
-      <w:r>
-        <w:rPr>
-          <w:sz w:val="20"/>
-          <w:szCs w:val="20"/>
-          <w:rtl w:val="0"/>
-        </w:rPr>
-        <w:br w:type="textWrapping"/>
-      </w:r>
-      <w:r>
-        <w:rPr>
-          <w:b w:val="1"/>
-          <w:bCs w:val="1"/>
-          <w:sz w:val="20"/>
-          <w:szCs w:val="20"/>
-          <w:rtl w:val="0"/>
-        </w:rPr>
-        <w:t xml:space="preserve">Geboortedatum:</w:t>
-      </w:r>
-      <w:r>
-        <w:rPr>
-          <w:sz w:val="20"/>
-          <w:szCs w:val="20"/>
-          <w:rtl w:val="0"/>
-        </w:rPr>
-        <w:t xml:space="preserve"> </w:t>
-      </w:r>
-      <w:r>
-        <w:rPr>
-          <w:sz w:val="20"/>
-          <w:szCs w:val="20"/>
-          <w:rtl w:val="0"/>
-        </w:rPr>
-        <w:tab/>
-      </w:r>
-      <w:r>
-        <w:rPr>
-          <w:sz w:val="20"/>
-          <w:szCs w:val="20"/>
-          <w:rtl w:val="0"/>
-        </w:rPr>
-        <w:tab/>
-      </w:r>
-      <w:r>
-        <w:rPr>
-          <w:highlight w:val="yellow"/>
-        </w:rPr>
-        <w:t xml:space="preserve">{date_of_birth}</w:t>
-      </w:r>
-    </w:p>
-    <w:p>
-      <w:pPr>
-        <w:tabs>
-          <w:tab w:val="center" w:leader="none" w:pos="4680"/>
-        </w:tabs>
-        <w:spacing w:after="200" w:line="278.00000000000006" w:lineRule="auto"/>
-        <w:rPr>
-          <w:sz w:val="20"/>
-          <w:szCs w:val="20"/>
-        </w:rPr>
-      </w:pPr>
-      <w:r>
-        <w:rPr>
-          <w:b w:val="1"/>
-          <w:bCs w:val="1"/>
-          <w:sz w:val="20"/>
-          <w:szCs w:val="20"/>
-          <w:rtl w:val="0"/>
-        </w:rPr>
-        <w:t xml:space="preserve">Geboorteplaats</w:t>
-      </w:r>
-      <w:r>
-        <w:rPr>
-          <w:sz w:val="20"/>
-          <w:szCs w:val="20"/>
-          <w:rtl w:val="0"/>
-        </w:rPr>
-        <w:t xml:space="preserve">:</w:t>
-      </w:r>
-      <w:r>
-        <w:rPr>
-          <w:sz w:val="20"/>
-          <w:szCs w:val="20"/>
-          <w:rtl w:val="0"/>
-        </w:rPr>
-        <w:tab/>
-      </w:r>
-      <w:r>
-        <w:rPr>
-          <w:sz w:val="20"/>
-          <w:szCs w:val="20"/>
-          <w:rtl w:val="0"/>
-        </w:rPr>
-        <w:tab/>
-      </w:r>
-      <w:r>
-        <w:rPr>
-          <w:highlight w:val="yellow"/>
-        </w:rPr>
-        <w:t xml:space="preserve">{place_of_birth}</w:t>
-      </w:r>
-      <w:r>
-        <w:rPr>
-          <w:sz w:val="20"/>
-          <w:szCs w:val="20"/>
-          <w:rtl w:val="0"/>
-        </w:rPr>
-        <w:br w:type="textWrapping"/>
-      </w:r>
-      <w:r>
-        <w:rPr>
-          <w:b w:val="1"/>
-          <w:bCs w:val="1"/>
-          <w:sz w:val="20"/>
-          <w:szCs w:val="20"/>
-          <w:rtl w:val="0"/>
-        </w:rPr>
-        <w:t xml:space="preserve">BSN:</w:t>
-        <w:tab/>
-        <w:tab/>
-      </w:r>
-      <w:r>
-        <w:rPr>
-          <w:highlight w:val="yellow"/>
-        </w:rPr>
-        <w:t xml:space="preserve">{ssn}</w:t>
-      </w:r>
-      <w:r>
-        <w:rPr>
-          <w:sz w:val="20"/>
-          <w:szCs w:val="20"/>
-          <w:rtl w:val="0"/>
-        </w:rPr>
-        <w:br w:type="textWrapping"/>
-      </w:r>
-      <w:r>
-        <w:rPr>
-          <w:b w:val="1"/>
-          <w:bCs w:val="1"/>
-          <w:sz w:val="20"/>
-          <w:szCs w:val="20"/>
-          <w:rtl w:val="0"/>
-        </w:rPr>
-        <w:t xml:space="preserve">IBAN:</w:t>
-        <w:tab/>
-        <w:tab/>
-      </w:r>
-      <w:r>
-        <w:rPr>
-          <w:highlight w:val="yellow"/>
-        </w:rPr>
-        <w:t xml:space="preserve">{bank_account}</w:t>
-      </w:r>
+    <w:tbl>
+      <w:tblPr>
+        <w:tblW w:w="9000" w:type="dxa"/>
+        <w:tblBorders>
+          <w:top w:val="nil"/>
+          <w:left w:val="nil"/>
+          <w:bottom w:val="nil"/>
+          <w:right w:val="nil"/>
+          <w:insideH w:val="nil"/>
+          <w:insideV w:val="nil"/>
+        </w:tblBorders>
+        <w:tblLayout w:type="fixed"/>
+        <w:tblCellMar>
+          <w:left w:w="0" w:type="dxa"/>
+          <w:right w:w="113" w:type="dxa"/>
+        </w:tblCellMar>
+        <w:tblLook w:val="0000"/>
+      </w:tblPr>
+      <w:tblGrid>
+        <w:gridCol w:w="2800"/>
+        <w:gridCol w:w="6200"/>
+      </w:tblGrid>
+      <w:tr>
+        <w:tc>
+          <w:tcPr>
+            <w:tcW w:w="2800" w:type="dxa"/>
+          </w:tcPr>
+          <w:p>
+            <w:pPr>
+              <w:spacing w:before="0" w:after="40"/>
+            </w:pPr>
+            <w:r>
+              <w:rPr>
+                <w:b/>
+                <w:bCs/>
+                <w:sz w:val="20"/>
+                <w:szCs w:val="20"/>
+                <w:rtl w:val="0"/>
+              </w:rPr>
+              <w:t xml:space="preserve">Naam:</w:t>
+            </w:r>
+          </w:p>
+        </w:tc>
+        <w:tc>
+          <w:tcPr>
+            <w:tcW w:w="6200" w:type="dxa"/>
+          </w:tcPr>
+          <w:p>
+            <w:pPr>
+              <w:spacing w:before="0" w:after="40"/>
+            </w:pPr>
+            <w:r>
+              <w:rPr>
+                <w:sz w:val="20"/>
+                <w:szCs w:val="20"/>
+                <w:rtl w:val="0"/>
+              </w:rPr>
+              <w:t xml:space="preserve">{first_name} {prefix_name} {last_name}</w:t>
+            </w:r>
+          </w:p>
+        </w:tc>
+      </w:tr>
+      <w:tr>
+        <w:tc>
+          <w:tcPr>
+            <w:tcW w:w="2800" w:type="dxa"/>
+          </w:tcPr>
+          <w:p>
+            <w:pPr>
+              <w:spacing w:before="0" w:after="40"/>
+            </w:pPr>
+            <w:r>
+              <w:rPr>
+                <w:b/>
+                <w:bCs/>
+                <w:sz w:val="20"/>
+                <w:szCs w:val="20"/>
+                <w:rtl w:val="0"/>
+              </w:rPr>
+              <w:t xml:space="preserve">Adres:</w:t>
+            </w:r>
+          </w:p>
+        </w:tc>
+        <w:tc>
+          <w:tcPr>
+            <w:tcW w:w="6200" w:type="dxa"/>
+          </w:tcPr>
+          <w:p>
+            <w:pPr>
+              <w:spacing w:before="0" w:after="40"/>
+            </w:pPr>
+            <w:r>
+              <w:rPr>
+                <w:sz w:val="20"/>
+                <w:szCs w:val="20"/>
+                <w:rtl w:val="0"/>
+              </w:rPr>
+              <w:t xml:space="preserve">{address}</w:t>
+            </w:r>
+          </w:p>
+        </w:tc>
+      </w:tr>
+      <w:tr>
+        <w:tc>
+          <w:tcPr>
+            <w:tcW w:w="2800" w:type="dxa"/>
+          </w:tcPr>
+          <w:p>
+            <w:pPr>
+              <w:spacing w:before="0" w:after="40"/>
+            </w:pPr>
+            <w:r>
+              <w:rPr>
+                <w:b/>
+                <w:bCs/>
+                <w:sz w:val="20"/>
+                <w:szCs w:val="20"/>
+                <w:rtl w:val="0"/>
+              </w:rPr>
+              <w:t xml:space="preserve">Postcode en woonplaats:</w:t>
+            </w:r>
+          </w:p>
+        </w:tc>
+        <w:tc>
+          <w:tcPr>
+            <w:tcW w:w="6200" w:type="dxa"/>
+          </w:tcPr>
+          <w:p>
+            <w:pPr>
+              <w:spacing w:before="0" w:after="40"/>
+            </w:pPr>
+            <w:r>
+              <w:rPr>
+                <w:sz w:val="20"/>
+                <w:szCs w:val="20"/>
+                <w:rtl w:val="0"/>
+              </w:rPr>
+              <w:t xml:space="preserve">{postal_code} {city}</w:t>
+            </w:r>
+          </w:p>
+        </w:tc>
+      </w:tr>
+      <w:tr>
+        <w:tc>
+          <w:tcPr>
+            <w:tcW w:w="2800" w:type="dxa"/>
+          </w:tcPr>
+          <w:p>
+            <w:pPr>
+              <w:spacing w:before="0" w:after="40"/>
+            </w:pPr>
+            <w:r>
+              <w:rPr>
+                <w:b/>
+                <w:bCs/>
+                <w:sz w:val="20"/>
+                <w:szCs w:val="20"/>
+                <w:rtl w:val="0"/>
+              </w:rPr>
+              <w:t xml:space="preserve">Geboortedatum:</w:t>
+            </w:r>
+          </w:p>
+        </w:tc>
+        <w:tc>
+          <w:tcPr>
+            <w:tcW w:w="6200" w:type="dxa"/>
+          </w:tcPr>
+          <w:p>
+            <w:pPr>
+              <w:spacing w:before="0" w:after="40"/>
+            </w:pPr>
+            <w:r>
+              <w:rPr>
+                <w:sz w:val="20"/>
+                <w:szCs w:val="20"/>
+                <w:rtl w:val="0"/>
+              </w:rPr>
+              <w:t xml:space="preserve">{date_of_birth}</w:t>
+            </w:r>
+          </w:p>
+        </w:tc>
+      </w:tr>
+      <w:tr>
+        <w:tc>
+          <w:tcPr>
+            <w:tcW w:w="2800" w:type="dxa"/>
+          </w:tcPr>
+          <w:p>
+            <w:pPr>
+              <w:spacing w:before="0" w:after="40"/>
+            </w:pPr>
+            <w:r>
+              <w:rPr>
+                <w:b/>
+                <w:bCs/>
+                <w:sz w:val="20"/>
+                <w:szCs w:val="20"/>
+                <w:rtl w:val="0"/>
+              </w:rPr>
+              <w:t xml:space="preserve">Geboorteplaats:</w:t>
+            </w:r>
+          </w:p>
+        </w:tc>
+        <w:tc>
+          <w:tcPr>
+            <w:tcW w:w="6200" w:type="dxa"/>
+          </w:tcPr>
+          <w:p>
+            <w:pPr>
+              <w:spacing w:before="0" w:after="40"/>
+            </w:pPr>
+            <w:r>
+              <w:rPr>
+                <w:sz w:val="20"/>
+                <w:szCs w:val="20"/>
+                <w:rtl w:val="0"/>
+              </w:rPr>
+              <w:t xml:space="preserve">{place_of_birth}</w:t>
+            </w:r>
+          </w:p>
+        </w:tc>
+      </w:tr>
+      <w:tr>
+        <w:tc>
+          <w:tcPr>
+            <w:tcW w:w="2800" w:type="dxa"/>
+          </w:tcPr>
+          <w:p>
+            <w:pPr>
+              <w:spacing w:before="0" w:after="40"/>
+            </w:pPr>
+            <w:r>
+              <w:rPr>
+                <w:b/>
+                <w:bCs/>
+                <w:sz w:val="20"/>
+                <w:szCs w:val="20"/>
+                <w:rtl w:val="0"/>
+              </w:rPr>
+              <w:t xml:space="preserve">BSN:</w:t>
+            </w:r>
+          </w:p>
+        </w:tc>
+        <w:tc>
+          <w:tcPr>
+            <w:tcW w:w="6200" w:type="dxa"/>
+          </w:tcPr>
+          <w:p>
+            <w:pPr>
+              <w:spacing w:before="0" w:after="40"/>
+            </w:pPr>
+            <w:r>
+              <w:rPr>
+                <w:sz w:val="20"/>
+                <w:szCs w:val="20"/>
+                <w:rtl w:val="0"/>
+              </w:rPr>
+              <w:t xml:space="preserve">{ssn}</w:t>
+            </w:r>
+          </w:p>
+        </w:tc>
+      </w:tr>
+      <w:tr>
+        <w:tc>
+          <w:tcPr>
+            <w:tcW w:w="2800" w:type="dxa"/>
+          </w:tcPr>
+          <w:p>
+            <w:pPr>
+              <w:spacing w:before="0" w:after="40"/>
+            </w:pPr>
+            <w:r>
+              <w:rPr>
+                <w:b/>
+                <w:bCs/>
+                <w:sz w:val="20"/>
+                <w:szCs w:val="20"/>
+                <w:rtl w:val="0"/>
+              </w:rPr>
+              <w:t xml:space="preserve">IBAN:</w:t>
+            </w:r>
+          </w:p>
+        </w:tc>
+        <w:tc>
+          <w:tcPr>
+            <w:tcW w:w="6200" w:type="dxa"/>
+          </w:tcPr>
+          <w:p>
+            <w:pPr>
+              <w:spacing w:before="0" w:after="40"/>
+            </w:pPr>
+            <w:r>
+              <w:rPr>
+                <w:sz w:val="20"/>
+                <w:szCs w:val="20"/>
+                <w:rtl w:val="0"/>
+              </w:rPr>
+              <w:t xml:space="preserve">{bank_account}</w:t>
+            </w:r>
+          </w:p>
+        </w:tc>
+      </w:tr>
+    </w:tbl>
+    <w:p>
+      <w:pPr>
+        <w:spacing w:before="0" w:after="0"/>
+      </w:pPr>
     </w:p>
     <w:p>
       <w:pPr>
